--- a/Lab 3/Fraud_Detection_Report.docx
+++ b/Lab 3/Fraud_Detection_Report.docx
@@ -93,25 +93,7 @@
           <w:sz w:val="28"/>
           <w:szCs w:val="28"/>
         </w:rPr>
-        <w:t xml:space="preserve">Done By: Shadi Reda Elattar 8180 – Omar </w:t>
-      </w:r>
-      <w:proofErr w:type="spellStart"/>
-      <w:r>
-        <w:rPr>
-          <w:color w:val="2E75B6"/>
-          <w:sz w:val="28"/>
-          <w:szCs w:val="28"/>
-        </w:rPr>
-        <w:t>Abourida</w:t>
-      </w:r>
-      <w:proofErr w:type="spellEnd"/>
-      <w:r>
-        <w:rPr>
-          <w:color w:val="2E75B6"/>
-          <w:sz w:val="28"/>
-          <w:szCs w:val="28"/>
-        </w:rPr>
-        <w:t xml:space="preserve"> 8192</w:t>
+        <w:t>Done By: Shadi Reda Elattar 8180 – Omar Abourida 8192</w:t>
       </w:r>
     </w:p>
     <w:p>
@@ -241,23 +223,7 @@
         <w:spacing w:before="60" w:after="60"/>
       </w:pPr>
       <w:r>
-        <w:t xml:space="preserve">Bonus — Reconstruction-based Detection using an </w:t>
-      </w:r>
-      <w:proofErr w:type="spellStart"/>
-      <w:r>
-        <w:t>AutoEncoder</w:t>
-      </w:r>
-      <w:proofErr w:type="spellEnd"/>
-      <w:r>
-        <w:t xml:space="preserve"> (</w:t>
-      </w:r>
-      <w:proofErr w:type="spellStart"/>
-      <w:r>
-        <w:t>PyTorch</w:t>
-      </w:r>
-      <w:proofErr w:type="spellEnd"/>
-      <w:r>
-        <w:t>)</w:t>
+        <w:t>Bonus — Reconstruction-based Detection using an AutoEncoder (PyTorch)</w:t>
       </w:r>
     </w:p>
     <w:p>
@@ -360,15 +326,7 @@
         <w:spacing w:before="60" w:after="60"/>
       </w:pPr>
       <w:r>
-        <w:t xml:space="preserve">Standardization: </w:t>
-      </w:r>
-      <w:proofErr w:type="spellStart"/>
-      <w:r>
-        <w:t>StandardScaler</w:t>
-      </w:r>
-      <w:proofErr w:type="spellEnd"/>
-      <w:r>
-        <w:t xml:space="preserve"> was fitted exclusively on the training set and applied to all splits to prevent data leakage.</w:t>
+        <w:t>Standardization: StandardScaler was fitted exclusively on the training set and applied to all splits to prevent data leakage.</w:t>
       </w:r>
     </w:p>
     <w:p>
@@ -402,15 +360,7 @@
         <w:spacing w:before="80" w:after="80"/>
       </w:pPr>
       <w:r>
-        <w:t>The k-Nearest Neighbors (k-NN) approach treats transactions that are distant from their nearest normal neighbors as anomalies. The model was trained exclusively on normal transactions. For each query point, the distance to its k-</w:t>
-      </w:r>
-      <w:proofErr w:type="spellStart"/>
-      <w:r>
-        <w:t>th</w:t>
-      </w:r>
-      <w:proofErr w:type="spellEnd"/>
-      <w:r>
-        <w:t xml:space="preserve"> nearest neighbor in the normal training set serves as the outlier score. Points whose outlier score exceeds a chosen threshold are classified as fraud.</w:t>
+        <w:t>The k-Nearest Neighbors (k-NN) approach treats transactions that are distant from their nearest normal neighbors as anomalies. The model was trained exclusively on normal transactions. For each query point, the distance to its k-th nearest neighbor in the normal training set serves as the outlier score. Points whose outlier score exceeds a chosen threshold are classified as fraud.</w:t>
       </w:r>
     </w:p>
     <w:p>
@@ -509,6 +459,9 @@
         <w:spacing w:before="80" w:after="80"/>
       </w:pPr>
       <w:r>
+        <w:rPr>
+          <w:noProof/>
+        </w:rPr>
         <w:drawing>
           <wp:inline distT="0" distB="0" distL="0" distR="0" wp14:anchorId="0E669F99" wp14:editId="120575D2">
             <wp:extent cx="5029902" cy="2086266"/>
@@ -632,6 +585,9 @@
         <w:spacing w:before="80" w:after="80"/>
       </w:pPr>
       <w:r>
+        <w:rPr>
+          <w:noProof/>
+        </w:rPr>
         <w:drawing>
           <wp:inline distT="0" distB="0" distL="0" distR="0" wp14:anchorId="55BB74B0" wp14:editId="13786F17">
             <wp:extent cx="5220429" cy="2372056"/>
@@ -682,15 +638,7 @@
         <w:spacing w:before="80" w:after="80"/>
       </w:pPr>
       <w:r>
-        <w:t xml:space="preserve">DBSCAN (Density-Based Spatial Clustering of Applications with Noise) is a </w:t>
-      </w:r>
-      <w:proofErr w:type="spellStart"/>
-      <w:r>
-        <w:t>transductive</w:t>
-      </w:r>
-      <w:proofErr w:type="spellEnd"/>
-      <w:r>
-        <w:t xml:space="preserve"> algorithm that does not produce a reusable model. Points not belonging to any cluster (labelled -1, i.e., noise) are treated as fraud. This algorithm was applied directly to the validation set for hyperparameter tuning and to the test set for final evaluation — never trained on the training set.</w:t>
+        <w:t>DBSCAN (Density-Based Spatial Clustering of Applications with Noise) is a transductive algorithm that does not produce a reusable model. Points not belonging to any cluster (labelled -1, i.e., noise) are treated as fraud. This algorithm was applied directly to the validation set for hyperparameter tuning and to the test set for final evaluation — never trained on the training set.</w:t>
       </w:r>
     </w:p>
     <w:p>
@@ -722,39 +670,33 @@
         </w:numPr>
         <w:spacing w:before="60" w:after="60"/>
       </w:pPr>
-      <w:proofErr w:type="spellStart"/>
       <w:r>
         <w:rPr>
           <w:b/>
           <w:bCs/>
         </w:rPr>
-        <w:t>min_samples</w:t>
-      </w:r>
-      <w:proofErr w:type="spellEnd"/>
+        <w:t xml:space="preserve">min_samples values tested: </w:t>
+      </w:r>
+      <w:r>
+        <w:t>5, 10, 15</w:t>
+      </w:r>
+    </w:p>
+    <w:p>
+      <w:pPr>
+        <w:spacing w:before="80" w:after="80"/>
+      </w:pPr>
+      <w:r>
+        <w:t>Given the high-dimensional standardized space (~29 dimensions), large eps values were required to form meaningful dense clusters.</w:t>
+      </w:r>
+    </w:p>
+    <w:p>
+      <w:pPr>
+        <w:spacing w:before="80" w:after="80"/>
+      </w:pPr>
       <w:r>
         <w:rPr>
-          <w:b/>
-          <w:bCs/>
+          <w:noProof/>
         </w:rPr>
-        <w:t xml:space="preserve"> values tested: </w:t>
-      </w:r>
-      <w:r>
-        <w:t>5, 10, 15</w:t>
-      </w:r>
-    </w:p>
-    <w:p>
-      <w:pPr>
-        <w:spacing w:before="80" w:after="80"/>
-      </w:pPr>
-      <w:r>
-        <w:t>Given the high-dimensional standardized space (~29 dimensions), large eps values were required to form meaningful dense clusters.</w:t>
-      </w:r>
-    </w:p>
-    <w:p>
-      <w:pPr>
-        <w:spacing w:before="80" w:after="80"/>
-      </w:pPr>
-      <w:r>
         <w:drawing>
           <wp:inline distT="0" distB="0" distL="0" distR="0" wp14:anchorId="3045FF0B" wp14:editId="08560B63">
             <wp:extent cx="5287113" cy="3105583"/>
@@ -810,15 +752,7 @@
         <w:spacing w:before="80" w:after="80"/>
       </w:pPr>
       <w:r>
-        <w:t xml:space="preserve">A PCA model was fitted exclusively on normal training transactions. Each transaction in the validation/test set was projected into the lower-dimensional PCA space and then reconstructed back into the original 29-dimensional feature space. The mean squared reconstruction error (MSE) served as the outlier score: normal transactions reconstruct with low error, while fraud transactions — lying outside the principal subspace of normal </w:t>
-      </w:r>
-      <w:proofErr w:type="spellStart"/>
-      <w:r>
-        <w:t>behaviour</w:t>
-      </w:r>
-      <w:proofErr w:type="spellEnd"/>
-      <w:r>
-        <w:t xml:space="preserve"> — exhibit significantly higher reconstruction error.</w:t>
+        <w:t>A PCA model was fitted exclusively on normal training transactions. Each transaction in the validation/test set was projected into the lower-dimensional PCA space and then reconstructed back into the original 29-dimensional feature space. The mean squared reconstruction error (MSE) served as the outlier score: normal transactions reconstruct with low error, while fraud transactions — lying outside the principal subspace of normal behaviour — exhibit significantly higher reconstruction error.</w:t>
       </w:r>
     </w:p>
     <w:p>
@@ -886,6 +820,9 @@
         <w:spacing w:before="60"/>
       </w:pPr>
       <w:r>
+        <w:rPr>
+          <w:noProof/>
+        </w:rPr>
         <w:drawing>
           <wp:inline distT="0" distB="0" distL="0" distR="0" wp14:anchorId="2EB4C8AA" wp14:editId="6882F6F3">
             <wp:extent cx="5534797" cy="2600688"/>
@@ -1004,15 +941,7 @@
         <w:spacing w:before="80" w:after="80"/>
       </w:pPr>
       <w:r>
-        <w:t xml:space="preserve">The </w:t>
-      </w:r>
-      <w:proofErr w:type="spellStart"/>
-      <w:r>
-        <w:t>nu</w:t>
-      </w:r>
-      <w:proofErr w:type="spellEnd"/>
-      <w:r>
-        <w:t xml:space="preserve"> parameter provides a soft upper bound on the fraction of training points treated as outliers, making it critical to tune carefully for this highly imbalanced dataset.</w:t>
+        <w:t>The nu parameter provides a soft upper bound on the fraction of training points treated as outliers, making it critical to tune carefully for this highly imbalanced dataset.</w:t>
       </w:r>
     </w:p>
     <w:p>
@@ -1020,6 +949,9 @@
         <w:spacing w:before="80" w:after="80"/>
       </w:pPr>
       <w:r>
+        <w:rPr>
+          <w:noProof/>
+        </w:rPr>
         <w:lastRenderedPageBreak/>
         <w:drawing>
           <wp:inline distT="0" distB="0" distL="0" distR="0" wp14:anchorId="6C7998A0" wp14:editId="0FE12930">
@@ -1068,23 +1000,7 @@
         <w:pStyle w:val="Heading2"/>
       </w:pPr>
       <w:r>
-        <w:t xml:space="preserve">2.6  Bonus — </w:t>
-      </w:r>
-      <w:proofErr w:type="spellStart"/>
-      <w:r>
-        <w:t>AutoEncoder</w:t>
-      </w:r>
-      <w:proofErr w:type="spellEnd"/>
-      <w:r>
-        <w:t xml:space="preserve"> (</w:t>
-      </w:r>
-      <w:proofErr w:type="spellStart"/>
-      <w:r>
-        <w:t>PyTorch</w:t>
-      </w:r>
-      <w:proofErr w:type="spellEnd"/>
-      <w:r>
-        <w:t>)</w:t>
+        <w:t>2.6  Bonus — AutoEncoder (PyTorch)</w:t>
       </w:r>
     </w:p>
     <w:p>
@@ -1092,23 +1008,7 @@
         <w:spacing w:before="80" w:after="80"/>
       </w:pPr>
       <w:r>
-        <w:t xml:space="preserve">A deep </w:t>
-      </w:r>
-      <w:proofErr w:type="spellStart"/>
-      <w:r>
-        <w:t>AutoEncoder</w:t>
-      </w:r>
-      <w:proofErr w:type="spellEnd"/>
-      <w:r>
-        <w:t xml:space="preserve"> was implemented using </w:t>
-      </w:r>
-      <w:proofErr w:type="spellStart"/>
-      <w:r>
-        <w:t>PyTorch</w:t>
-      </w:r>
-      <w:proofErr w:type="spellEnd"/>
-      <w:r>
-        <w:t xml:space="preserve"> to learn a compressed latent representation of normal transaction patterns. The encoder compresses 29 input features into an 8-dimensional bottleneck, and the decoder reconstructs the original 29-dimensional space. As with PCA, the MSE reconstruction error was used as the outlier score.</w:t>
+        <w:t>A deep AutoEncoder was implemented using PyTorch to learn a compressed latent representation of normal transaction patterns. The encoder compresses 29 input features into an 8-dimensional bottleneck, and the decoder reconstructs the original 29-dimensional space. As with PCA, the MSE reconstruction error was used as the outlier score.</w:t>
       </w:r>
     </w:p>
     <w:p>
@@ -1129,21 +1029,8 @@
         <w:spacing w:before="40" w:after="40"/>
       </w:pPr>
       <w:r>
-        <w:t xml:space="preserve">Encoder: Linear(29 → 16) → </w:t>
-      </w:r>
-      <w:proofErr w:type="spellStart"/>
-      <w:r>
-        <w:t>ReLU</w:t>
-      </w:r>
-      <w:proofErr w:type="spellEnd"/>
-      <w:r>
-        <w:t xml:space="preserve"> → Linear(16 → 8) → </w:t>
-      </w:r>
-      <w:proofErr w:type="spellStart"/>
-      <w:r>
-        <w:t>ReLU</w:t>
-      </w:r>
-      <w:proofErr w:type="spellEnd"/>
+        <w:t>Encoder: Linear(29 → 16) → ReLU → Linear(16 → 8) → ReLU</w:t>
+      </w:r>
     </w:p>
     <w:p>
       <w:pPr>
@@ -1155,15 +1042,7 @@
         <w:spacing w:before="40" w:after="40"/>
       </w:pPr>
       <w:r>
-        <w:t xml:space="preserve">Decoder: Linear(8 → 16) → </w:t>
-      </w:r>
-      <w:proofErr w:type="spellStart"/>
-      <w:r>
-        <w:t>ReLU</w:t>
-      </w:r>
-      <w:proofErr w:type="spellEnd"/>
-      <w:r>
-        <w:t xml:space="preserve"> → Linear(16 → 29)</w:t>
+        <w:t>Decoder: Linear(8 → 16) → ReLU → Linear(16 → 29)</w:t>
       </w:r>
     </w:p>
     <w:p>
@@ -1197,23 +1076,7 @@
         <w:spacing w:before="40" w:after="40"/>
       </w:pPr>
       <w:r>
-        <w:t xml:space="preserve">Loss function: </w:t>
-      </w:r>
-      <w:proofErr w:type="spellStart"/>
-      <w:r>
-        <w:t>MSELoss</w:t>
-      </w:r>
-      <w:proofErr w:type="spellEnd"/>
-      <w:r>
-        <w:t>; Optimizer: Adam (</w:t>
-      </w:r>
-      <w:proofErr w:type="spellStart"/>
-      <w:r>
-        <w:t>lr</w:t>
-      </w:r>
-      <w:proofErr w:type="spellEnd"/>
-      <w:r>
-        <w:t xml:space="preserve"> = 0.001); Batch size: 256; Epochs: 20</w:t>
+        <w:t>Loss function: MSELoss; Optimizer: Adam (lr = 0.001); Batch size: 256; Epochs: 20</w:t>
       </w:r>
     </w:p>
     <w:p>
@@ -1260,7 +1123,10 @@
         <w:pStyle w:val="Heading1"/>
       </w:pPr>
       <w:r>
-        <w:t>4. Comparison of Approaches</w:t>
+        <w:t>3</w:t>
+      </w:r>
+      <w:r>
+        <w:t>. Comparison of Approaches</w:t>
       </w:r>
     </w:p>
     <w:p>
@@ -1276,15 +1142,7 @@
         <w:spacing w:before="80" w:after="80"/>
       </w:pPr>
       <w:r>
-        <w:t xml:space="preserve">The table below </w:t>
-      </w:r>
-      <w:proofErr w:type="spellStart"/>
-      <w:r>
-        <w:t>summarises</w:t>
-      </w:r>
-      <w:proofErr w:type="spellEnd"/>
-      <w:r>
-        <w:t xml:space="preserve"> the key characteristics and relative performance of each method evaluated on the test set. [Note: fill in your actual F1 scores from notebook output.]</w:t>
+        <w:t>The table below summarises the key characteristics and relative performance of each method evaluated on the test set. [Note: fill in your actual F1 scores from notebook output.]</w:t>
       </w:r>
     </w:p>
     <w:p>
@@ -1319,12 +1177,6 @@
         <w:gridCol w:w="1560"/>
       </w:tblGrid>
       <w:tr>
-        <w:tblPrEx>
-          <w:tblCellMar>
-            <w:top w:w="0" w:type="dxa"/>
-            <w:bottom w:w="0" w:type="dxa"/>
-          </w:tblCellMar>
-        </w:tblPrEx>
         <w:trPr>
           <w:tblHeader/>
         </w:trPr>
@@ -1397,12 +1249,6 @@
         </w:tc>
       </w:tr>
       <w:tr>
-        <w:tblPrEx>
-          <w:tblCellMar>
-            <w:top w:w="0" w:type="dxa"/>
-            <w:bottom w:w="0" w:type="dxa"/>
-          </w:tblCellMar>
-        </w:tblPrEx>
         <w:tc>
           <w:tcPr>
             <w:tcW w:w="2200" w:type="dxa"/>
@@ -1461,12 +1307,6 @@
         </w:tc>
       </w:tr>
       <w:tr>
-        <w:tblPrEx>
-          <w:tblCellMar>
-            <w:top w:w="0" w:type="dxa"/>
-            <w:bottom w:w="0" w:type="dxa"/>
-          </w:tblCellMar>
-        </w:tblPrEx>
         <w:tc>
           <w:tcPr>
             <w:tcW w:w="2200" w:type="dxa"/>
@@ -1525,12 +1365,6 @@
         </w:tc>
       </w:tr>
       <w:tr>
-        <w:tblPrEx>
-          <w:tblCellMar>
-            <w:top w:w="0" w:type="dxa"/>
-            <w:bottom w:w="0" w:type="dxa"/>
-          </w:tblCellMar>
-        </w:tblPrEx>
         <w:tc>
           <w:tcPr>
             <w:tcW w:w="2200" w:type="dxa"/>
@@ -1589,12 +1423,6 @@
         </w:tc>
       </w:tr>
       <w:tr>
-        <w:tblPrEx>
-          <w:tblCellMar>
-            <w:top w:w="0" w:type="dxa"/>
-            <w:bottom w:w="0" w:type="dxa"/>
-          </w:tblCellMar>
-        </w:tblPrEx>
         <w:tc>
           <w:tcPr>
             <w:tcW w:w="2200" w:type="dxa"/>
@@ -1653,12 +1481,6 @@
         </w:tc>
       </w:tr>
       <w:tr>
-        <w:tblPrEx>
-          <w:tblCellMar>
-            <w:top w:w="0" w:type="dxa"/>
-            <w:bottom w:w="0" w:type="dxa"/>
-          </w:tblCellMar>
-        </w:tblPrEx>
         <w:tc>
           <w:tcPr>
             <w:tcW w:w="2200" w:type="dxa"/>
@@ -1717,12 +1539,6 @@
         </w:tc>
       </w:tr>
       <w:tr>
-        <w:tblPrEx>
-          <w:tblCellMar>
-            <w:top w:w="0" w:type="dxa"/>
-            <w:bottom w:w="0" w:type="dxa"/>
-          </w:tblCellMar>
-        </w:tblPrEx>
         <w:tc>
           <w:tcPr>
             <w:tcW w:w="2200" w:type="dxa"/>
@@ -1744,21 +1560,12 @@
             <w:pPr>
               <w:jc w:val="center"/>
             </w:pPr>
-            <w:proofErr w:type="spellStart"/>
             <w:r>
               <w:rPr>
                 <w:sz w:val="20"/>
                 <w:szCs w:val="20"/>
               </w:rPr>
-              <w:t>AutoEncoder</w:t>
-            </w:r>
-            <w:proofErr w:type="spellEnd"/>
-            <w:r>
-              <w:rPr>
-                <w:sz w:val="20"/>
-                <w:szCs w:val="20"/>
-              </w:rPr>
-              <w:t xml:space="preserve"> (Bonus)</w:t>
+              <w:t>AutoEncoder (Bonus)</w:t>
             </w:r>
           </w:p>
         </w:tc>
@@ -1804,6 +1611,9 @@
         <w:spacing w:before="60"/>
       </w:pPr>
       <w:r>
+        <w:rPr>
+          <w:noProof/>
+        </w:rPr>
         <w:drawing>
           <wp:inline distT="0" distB="0" distL="0" distR="0" wp14:anchorId="304EA313" wp14:editId="47A92C17">
             <wp:extent cx="5943600" cy="2952115"/>
@@ -1846,7 +1656,10 @@
         <w:pStyle w:val="Heading1"/>
       </w:pPr>
       <w:r>
-        <w:t>5. Conclusion</w:t>
+        <w:t>4</w:t>
+      </w:r>
+      <w:r>
+        <w:t>. Conclusion</w:t>
       </w:r>
     </w:p>
     <w:p>
@@ -1908,15 +1721,7 @@
       </w:pPr>
       <w:r>
         <w:lastRenderedPageBreak/>
-        <w:t xml:space="preserve">Clustering-based methods are effective but have important caveats. k-Means is fast and scalable but assumes spherical clusters, which may not reflect the true geometry of fraud. DBSCAN is more flexible in cluster shape and explicitly marks noise points as anomalies, making it naturally aligned with the fraud detection task — however, its </w:t>
-      </w:r>
-      <w:proofErr w:type="spellStart"/>
-      <w:r>
-        <w:t>transductive</w:t>
-      </w:r>
-      <w:proofErr w:type="spellEnd"/>
-      <w:r>
-        <w:t xml:space="preserve"> nature and sensitivity to eps in high-dimensional space require careful tuning.</w:t>
+        <w:t>Clustering-based methods are effective but have important caveats. k-Means is fast and scalable but assumes spherical clusters, which may not reflect the true geometry of fraud. DBSCAN is more flexible in cluster shape and explicitly marks noise points as anomalies, making it naturally aligned with the fraud detection task — however, its transductive nature and sensitivity to eps in high-dimensional space require careful tuning.</w:t>
       </w:r>
     </w:p>
     <w:p>
@@ -1955,29 +1760,13 @@
         <w:spacing w:before="60" w:after="60"/>
       </w:pPr>
       <w:r>
-        <w:t xml:space="preserve">The </w:t>
-      </w:r>
-      <w:proofErr w:type="spellStart"/>
-      <w:r>
-        <w:t>AutoEncoder</w:t>
-      </w:r>
-      <w:proofErr w:type="spellEnd"/>
-      <w:r>
-        <w:t xml:space="preserve"> (Bonus) demonstrated the highest representational power. By learning a deep, non-linear compression of normal transaction patterns, it achieved the required ≥85% balanced accuracy. This non-linear reconstruction capability allows it to model complex, higher-order dependencies within normal </w:t>
+        <w:t xml:space="preserve">The AutoEncoder (Bonus) demonstrated the highest representational power. By learning a deep, non-linear compression of normal transaction patterns, it achieved the required ≥85% balanced accuracy. This non-linear reconstruction capability allows it to model complex, higher-order dependencies within normal </w:t>
       </w:r>
       <w:r>
         <w:t>behavior</w:t>
       </w:r>
       <w:r>
-        <w:t xml:space="preserve"> that linear methods (PCA) cannot capture. For production fraud detection systems, an </w:t>
-      </w:r>
-      <w:proofErr w:type="spellStart"/>
-      <w:r>
-        <w:t>AutoEncoder</w:t>
-      </w:r>
-      <w:proofErr w:type="spellEnd"/>
-      <w:r>
-        <w:t xml:space="preserve"> trained on streaming normal data would be a compelling choice.</w:t>
+        <w:t xml:space="preserve"> that linear methods (PCA) cannot capture. For production fraud detection systems, an AutoEncoder trained on streaming normal data would be a compelling choice.</w:t>
       </w:r>
     </w:p>
     <w:sectPr>
